--- a/pims/templates/ssa/Site-Safety-Audit-Report.template.docx
+++ b/pims/templates/ssa/Site-Safety-Audit-Report.template.docx
@@ -1624,7 +1624,7 @@
                 <w:bCs/>
                 <w:color w:val="000000" w:themeColor="text1"/>
               </w:rPr>
-              <w:t>Recommendation</w:t>
+              <w:t>Date</w:t>
             </w:r>
           </w:p>
         </w:tc>
@@ -1654,7 +1654,7 @@
                 <w:bCs/>
                 <w:color w:val="000000" w:themeColor="text1"/>
               </w:rPr>
-              <w:t>Required Actions</w:t>
+              <w:t>Recommendations</w:t>
             </w:r>
           </w:p>
         </w:tc>
@@ -1684,7 +1684,7 @@
                 <w:bCs/>
                 <w:color w:val="000000" w:themeColor="text1"/>
               </w:rPr>
-              <w:t>Status (DD/MM/YY)</w:t>
+              <w:t>Status (DD-Mon-YY)</w:t>
             </w:r>
           </w:p>
         </w:tc>
@@ -1714,7 +1714,7 @@
                 <w:bCs/>
                 <w:color w:val="000000" w:themeColor="text1"/>
               </w:rPr>
-              <w:t>Commentary</w:t>
+              <w:t>Comments</w:t>
             </w:r>
           </w:p>
         </w:tc>
